--- a/flow/20230914_vu_template/drafts/2024-03-g/15-ПТ-мч. Агапія.docx
+++ b/flow/20230914_vu_template/drafts/2024-03-g/15-ПТ-мч. Агапія.docx
@@ -3258,33 +3258,31 @@
     </w:p>
     <w:p>
       <w:pPr>
-        <w:spacing w:after="120" w:lineRule="auto"/>
-        <w:jc w:val="both"/>
-        <w:rPr>
-          <w:rFonts w:ascii="Times New Roman" w:cs="Times New Roman" w:eastAsia="Times New Roman" w:hAnsi="Times New Roman"/>
-          <w:sz w:val="24"/>
-          <w:szCs w:val="24"/>
-        </w:rPr>
-      </w:pPr>
-      <w:r>
-        <w:rPr>
-          <w:rFonts w:ascii="Times New Roman" w:cs="Times New Roman" w:eastAsia="Times New Roman" w:hAnsi="Times New Roman"/>
-          <w:i w:val="1"/>
-          <w:color w:val="ff0000"/>
-          <w:sz w:val="24"/>
-          <w:szCs w:val="24"/>
-          <w:rtl w:val="0"/>
-        </w:rPr>
-        <w:t xml:space="preserve">(г. 4, подібний: Як хороброго):</w:t>
-      </w:r>
-      <w:r>
-        <w:rPr>
-          <w:rFonts w:ascii="Times New Roman" w:cs="Times New Roman" w:eastAsia="Times New Roman" w:hAnsi="Times New Roman"/>
-          <w:sz w:val="24"/>
-          <w:szCs w:val="24"/>
-          <w:rtl w:val="0"/>
-        </w:rPr>
-        <w:t xml:space="preserve"> Мов зоря́ возсія́в єси́* і вірних ося́яв* свяще́нним промінням догма́тів твоїх,* і є́ресі затьма́рив* і як мо́рок розсіяв;* мов раб вірний ти да́ний тобі тала́нт примно́жив,* і Влади́ці до́бре послужи́в, богому́дрий,* і в ру́ки Його́ переда́в ти ду́ха свого́* блаже́нного, Кири́ле.</w:t>
+        <w:pStyle w:val="Normal"/>
+      </w:pPr>
+      <w:r>
+        <w:rPr>
+          <w:rFonts w:ascii="Times New Roman" w:hAnsi="Times New Roman"/>
+          <w:i/>
+          <w:color w:val="FF0000"/>
+          <w:sz w:val="24"/>
+        </w:rPr>
+        <w:t>(г. 8, подібний: О, преславне чудо):</w:t>
+      </w:r>
+      <w:r>
+        <w:rPr>
+          <w:rFonts w:ascii="Times New Roman" w:hAnsi="Times New Roman"/>
+          <w:color w:val="FF0000"/>
+          <w:sz w:val="24"/>
+        </w:rPr>
+        <w:t xml:space="preserve"> </w:t>
+      </w:r>
+      <w:r>
+        <w:rPr>
+          <w:rFonts w:ascii="Times New Roman" w:hAnsi="Times New Roman"/>
+          <w:sz w:val="24"/>
+        </w:rPr>
+        <w:t>Мученики Христові семичисленні,* гонителів напади і насильницьку смерть* ви ні за що мали,* але з рішучістю поспішивши,* як мудрі мужі, на змагання* і вінками перемоги пов’язавшись,* тим причислили себе до всіх праведних,* з якими вас завжди вшановуємо* та ублажаємо.</w:t>
       </w:r>
     </w:p>
     <w:p>
@@ -3356,22 +3354,14 @@
     </w:p>
     <w:p>
       <w:pPr>
-        <w:spacing w:after="120" w:lineRule="auto"/>
-        <w:jc w:val="both"/>
-        <w:rPr>
-          <w:rFonts w:ascii="Times New Roman" w:cs="Times New Roman" w:eastAsia="Times New Roman" w:hAnsi="Times New Roman"/>
-          <w:sz w:val="24"/>
-          <w:szCs w:val="24"/>
-        </w:rPr>
-      </w:pPr>
-      <w:r>
-        <w:rPr>
-          <w:rFonts w:ascii="Times New Roman" w:cs="Times New Roman" w:eastAsia="Times New Roman" w:hAnsi="Times New Roman"/>
-          <w:sz w:val="24"/>
-          <w:szCs w:val="24"/>
-          <w:rtl w:val="0"/>
-        </w:rPr>
-        <w:t xml:space="preserve">Прему́дрістю слів твоїх* і світлістю життя́,* немо́в зоря́ пресвітла,* заяснів ти, преди́вний,* по́серед собо́ру отців,* безбо́жному Македо́нієві* загороди́в ти уста́,* що на Свя́того Боже́ственного Ду́ха,* яки́й усе́ оживля́є,* хулу́ виріка́ли безу́мно* і відкри́то навча́ли беззако́ння.</w:t>
+        <w:pStyle w:val="Normal"/>
+      </w:pPr>
+      <w:r>
+        <w:rPr>
+          <w:rFonts w:ascii="Times New Roman" w:hAnsi="Times New Roman"/>
+          <w:sz w:val="24"/>
+        </w:rPr>
+        <w:t>Мученику, єдиноборцю Агапію,* Джерело благ* і бажань Вершину возлюбивши,* поспішив єси випити чашу мучеництва,* призиваючи божественне Ім’я Живого Бога.* О мужність твоя!* О витривалість твоя!* – через них досягти слави і світлости* явно ти сподобився.</w:t>
       </w:r>
     </w:p>
     <w:p>
@@ -3419,22 +3409,14 @@
     </w:p>
     <w:p>
       <w:pPr>
-        <w:spacing w:after="120" w:lineRule="auto"/>
-        <w:jc w:val="both"/>
-        <w:rPr>
-          <w:rFonts w:ascii="Times New Roman" w:cs="Times New Roman" w:eastAsia="Times New Roman" w:hAnsi="Times New Roman"/>
-          <w:sz w:val="24"/>
-          <w:szCs w:val="24"/>
-        </w:rPr>
-      </w:pPr>
-      <w:r>
-        <w:rPr>
-          <w:rFonts w:ascii="Times New Roman" w:cs="Times New Roman" w:eastAsia="Times New Roman" w:hAnsi="Times New Roman"/>
-          <w:sz w:val="24"/>
-          <w:szCs w:val="24"/>
-          <w:rtl w:val="0"/>
-        </w:rPr>
-        <w:t xml:space="preserve">Ум па́губний посоро́мив ти* безу́много Мане́нта,* ви́кривши прони́кливо й прему́дро* нече́стя його́ безу́мних уче́нь,* учителів Провіднику́,* ієре́їв окра́со,* боже́ственний побо́рнику Христо́вої Це́ркви!* Тому́ ра́дісно зве́ршуємо* святе́ твоє́ успе́ння.</w:t>
+        <w:pStyle w:val="Normal"/>
+      </w:pPr>
+      <w:r>
+        <w:rPr>
+          <w:rFonts w:ascii="Times New Roman" w:hAnsi="Times New Roman"/>
+          <w:sz w:val="24"/>
+        </w:rPr>
+        <w:t>Мученики подивугідні,* на добровільне заколення* ви самі себе віддали,* і землю узливаннями крови вашої освятили,* і повітря просвітили переходом* до Світла Невечірнього,* а нині живете в покоях Небес,* за нас завжди молячись,* богообразні.</w:t>
       </w:r>
     </w:p>
     <w:p>
